--- a/pr-preview/pr-266/algebra-sums.docx
+++ b/pr-preview/pr-266/algebra-sums.docx
@@ -15,7 +15,7 @@
         <w:pStyle w:val="Date"/>
       </w:pPr>
       <w:r>
-        <w:t xml:space="preserve">Last modified: 2026-10-13 13:45:46 (PDT)</w:t>
+        <w:t xml:space="preserve">Last modified: 2026-10-13 19:29:08 (PDT)</w:t>
       </w:r>
     </w:p>
     <w:bookmarkStart w:id="31" w:name="sec-convexity"/>
@@ -5821,7 +5821,7 @@
           <w:rPr>
             <w:rStyle w:val="Hyperlink"/>
           </w:rPr>
-          <w:t xml:space="preserve">Definition 12 in Equalities, Inequalities and Minimizers</w:t>
+          <w:t xml:space="preserve">Definition 13 in Equalities, Inequalities and Minimizers</w:t>
         </w:r>
       </w:hyperlink>
       <w:r>
@@ -5864,7 +5864,7 @@
           <w:rPr>
             <w:rStyle w:val="Hyperlink"/>
           </w:rPr>
-          <w:t xml:space="preserve">Definition 11 in Equalities, Inequalities and Minimizers</w:t>
+          <w:t xml:space="preserve">Definition 12 in Equalities, Inequalities and Minimizers</w:t>
         </w:r>
       </w:hyperlink>
       <w:r>
@@ -20724,7 +20724,7 @@
     </w:p>
     <w:bookmarkEnd w:id="76"/>
     <w:bookmarkEnd w:id="77"/>
-    <w:bookmarkStart w:id="96" w:name="sec-summation"/>
+    <w:bookmarkStart w:id="97" w:name="sec-summation"/>
     <w:p>
       <w:pPr>
         <w:pStyle w:val="Heading2"/>
@@ -26073,82 +26073,6 @@
       <w:r>
         <w:t xml:space="preserve">.</w:t>
       </w:r>
-      <w:r>
-        <w:t xml:space="preserve"> </w:t>
-      </w:r>
-      <w:r>
-        <w:t xml:space="preserve">For example,</w:t>
-      </w:r>
-      <w:r>
-        <w:t xml:space="preserve"> </w:t>
-      </w:r>
-      <m:oMath>
-        <m:nary>
-          <m:naryPr>
-            <m:chr m:val="∑"/>
-            <m:limLoc m:val="undOvr"/>
-            <m:subHide m:val="off"/>
-            <m:supHide m:val="on"/>
-          </m:naryPr>
-          <m:sub>
-            <m:r>
-              <m:t>x</m:t>
-            </m:r>
-            <m:r>
-              <m:rPr>
-                <m:sty m:val="p"/>
-              </m:rPr>
-              <m:t>∈</m:t>
-            </m:r>
-            <m:r>
-              <m:t>​</m:t>
-            </m:r>
-            <m:d>
-              <m:dPr>
-                <m:begChr m:val="{"/>
-                <m:sepChr m:val=""/>
-                <m:endChr m:val="}"/>
-                <m:grow/>
-              </m:dPr>
-              <m:e/>
-            </m:d>
-            <m:r>
-              <m:t>​</m:t>
-            </m:r>
-          </m:sub>
-          <m:sup>
-            <m:r>
-              <m:t>​</m:t>
-            </m:r>
-          </m:sup>
-          <m:e>
-            <m:sSup>
-              <m:e>
-                <m:r>
-                  <m:t>x</m:t>
-                </m:r>
-              </m:e>
-              <m:sup>
-                <m:r>
-                  <m:t>2</m:t>
-                </m:r>
-              </m:sup>
-            </m:sSup>
-          </m:e>
-        </m:nary>
-        <m:r>
-          <m:rPr>
-            <m:sty m:val="p"/>
-          </m:rPr>
-          <m:t>=</m:t>
-        </m:r>
-        <m:r>
-          <m:t>0</m:t>
-        </m:r>
-      </m:oMath>
-      <w:r>
-        <w:t xml:space="preserve">.</w:t>
-      </w:r>
     </w:p>
     <w:bookmarkEnd w:id="91"/>
     <w:bookmarkStart w:id="92" w:name="rem-sum-over-set-order"/>
@@ -27103,8 +27027,98 @@
       </w:r>
     </w:p>
     <w:bookmarkEnd w:id="95"/>
+    <w:bookmarkStart w:id="96" w:name="exm-sum-over-empty-set"/>
+    <w:p>
+      <w:pPr>
+        <w:pStyle w:val="BodyText"/>
+      </w:pPr>
+      <w:r>
+        <w:rPr>
+          <w:b/>
+          <w:bCs/>
+        </w:rPr>
+        <w:t xml:space="preserve">Example 18 (A sum over the empty set)</w:t>
+      </w:r>
+      <w:r>
+        <w:t xml:space="preserve"> </w:t>
+      </w:r>
+      <w:r>
+        <w:t xml:space="preserve">For example,</w:t>
+      </w:r>
+      <w:r>
+        <w:t xml:space="preserve"> </w:t>
+      </w:r>
+      <m:oMath>
+        <m:nary>
+          <m:naryPr>
+            <m:chr m:val="∑"/>
+            <m:limLoc m:val="undOvr"/>
+            <m:subHide m:val="off"/>
+            <m:supHide m:val="on"/>
+          </m:naryPr>
+          <m:sub>
+            <m:r>
+              <m:t>x</m:t>
+            </m:r>
+            <m:r>
+              <m:rPr>
+                <m:sty m:val="p"/>
+              </m:rPr>
+              <m:t>∈</m:t>
+            </m:r>
+            <m:r>
+              <m:t>​</m:t>
+            </m:r>
+            <m:d>
+              <m:dPr>
+                <m:begChr m:val="{"/>
+                <m:sepChr m:val=""/>
+                <m:endChr m:val="}"/>
+                <m:grow/>
+              </m:dPr>
+              <m:e/>
+            </m:d>
+            <m:r>
+              <m:t>​</m:t>
+            </m:r>
+          </m:sub>
+          <m:sup>
+            <m:r>
+              <m:t>​</m:t>
+            </m:r>
+          </m:sup>
+          <m:e>
+            <m:sSup>
+              <m:e>
+                <m:r>
+                  <m:t>x</m:t>
+                </m:r>
+              </m:e>
+              <m:sup>
+                <m:r>
+                  <m:t>2</m:t>
+                </m:r>
+              </m:sup>
+            </m:sSup>
+          </m:e>
+        </m:nary>
+        <m:r>
+          <m:rPr>
+            <m:sty m:val="p"/>
+          </m:rPr>
+          <m:t>=</m:t>
+        </m:r>
+        <m:r>
+          <m:t>0</m:t>
+        </m:r>
+      </m:oMath>
+      <w:r>
+        <w:t xml:space="preserve">.</w:t>
+      </w:r>
+    </w:p>
     <w:bookmarkEnd w:id="96"/>
-    <w:bookmarkStart w:id="117" w:name="quotients"/>
+    <w:bookmarkEnd w:id="97"/>
+    <w:bookmarkStart w:id="118" w:name="quotients"/>
     <w:p>
       <w:pPr>
         <w:pStyle w:val="Heading2"/>
@@ -27113,7 +27127,7 @@
         <w:t xml:space="preserve">8 Quotients</w:t>
       </w:r>
     </w:p>
-    <w:bookmarkStart w:id="97" w:name="def-quotient"/>
+    <w:bookmarkStart w:id="98" w:name="def-quotient"/>
     <w:p>
       <w:pPr>
         <w:pStyle w:val="FirstParagraph"/>
@@ -27282,8 +27296,8 @@
         </m:oMath>
       </m:oMathPara>
     </w:p>
-    <w:bookmarkEnd w:id="97"/>
-    <w:bookmarkStart w:id="98" w:name="def-fraction"/>
+    <w:bookmarkEnd w:id="98"/>
+    <w:bookmarkStart w:id="99" w:name="def-fraction"/>
     <w:p>
       <w:pPr>
         <w:pStyle w:val="FirstParagraph"/>
@@ -27466,8 +27480,8 @@
         <w:t xml:space="preserve">.</w:t>
       </w:r>
     </w:p>
-    <w:bookmarkEnd w:id="98"/>
-    <w:bookmarkStart w:id="99" w:name="exm-quotient"/>
+    <w:bookmarkEnd w:id="99"/>
+    <w:bookmarkStart w:id="100" w:name="exm-quotient"/>
     <w:p>
       <w:pPr>
         <w:pStyle w:val="BodyText"/>
@@ -27477,7 +27491,7 @@
           <w:b/>
           <w:bCs/>
         </w:rPr>
-        <w:t xml:space="preserve">Example 18 (A quotient)</w:t>
+        <w:t xml:space="preserve">Example 19 (A quotient)</w:t>
       </w:r>
       <w:r>
         <w:t xml:space="preserve"> </w:t>
@@ -27603,8 +27617,8 @@
         <w:t xml:space="preserve">requires a nonzero denominator.</w:t>
       </w:r>
     </w:p>
-    <w:bookmarkEnd w:id="99"/>
-    <w:bookmarkStart w:id="100" w:name="def-person-years"/>
+    <w:bookmarkEnd w:id="100"/>
+    <w:bookmarkStart w:id="101" w:name="def-person-years"/>
     <w:p>
       <w:pPr>
         <w:pStyle w:val="BodyText"/>
@@ -27673,8 +27687,8 @@
         <w:t xml:space="preserve">measured in years.</w:t>
       </w:r>
     </w:p>
-    <w:bookmarkEnd w:id="100"/>
-    <w:bookmarkStart w:id="101" w:name="exm-person-years"/>
+    <w:bookmarkEnd w:id="101"/>
+    <w:bookmarkStart w:id="102" w:name="exm-person-years"/>
     <w:p>
       <w:pPr>
         <w:pStyle w:val="BodyText"/>
@@ -27684,7 +27698,7 @@
           <w:b/>
           <w:bCs/>
         </w:rPr>
-        <w:t xml:space="preserve">Example 19 (Counting person-years)</w:t>
+        <w:t xml:space="preserve">Example 20 (Counting person-years)</w:t>
       </w:r>
       <w:r>
         <w:t xml:space="preserve"> </w:t>
@@ -27855,8 +27869,8 @@
         <w:t xml:space="preserve">person-years.</w:t>
       </w:r>
     </w:p>
-    <w:bookmarkEnd w:id="101"/>
-    <w:bookmarkStart w:id="102" w:name="def-rate"/>
+    <w:bookmarkEnd w:id="102"/>
+    <w:bookmarkStart w:id="103" w:name="def-rate"/>
     <w:p>
       <w:pPr>
         <w:pStyle w:val="BodyText"/>
@@ -28082,7 +28096,7 @@
         <w:t xml:space="preserve">cases per person-year.</w:t>
       </w:r>
     </w:p>
-    <w:bookmarkEnd w:id="102"/>
+    <w:bookmarkEnd w:id="103"/>
     <w:p>
       <w:pPr>
         <w:pStyle w:val="BodyText"/>
@@ -28090,7 +28104,7 @@
       <w:r>
         <w:t xml:space="preserve">cf. </w:t>
       </w:r>
-      <w:hyperlink r:id="rId103">
+      <w:hyperlink r:id="rId104">
         <w:r>
           <w:rPr>
             <w:rStyle w:val="Hyperlink"/>
@@ -28099,7 +28113,7 @@
         </w:r>
       </w:hyperlink>
     </w:p>
-    <w:bookmarkStart w:id="105" w:name="def-ratio"/>
+    <w:bookmarkStart w:id="106" w:name="def-ratio"/>
     <w:p>
       <w:pPr>
         <w:pStyle w:val="BodyText"/>
@@ -28141,7 +28155,7 @@
       <w:r>
         <w:t xml:space="preserve">cf. </w:t>
       </w:r>
-      <w:hyperlink r:id="rId104">
+      <w:hyperlink r:id="rId105">
         <w:r>
           <w:rPr>
             <w:rStyle w:val="Hyperlink"/>
@@ -28150,8 +28164,8 @@
         </w:r>
       </w:hyperlink>
     </w:p>
-    <w:bookmarkEnd w:id="105"/>
-    <w:bookmarkStart w:id="106" w:name="exm-ratio"/>
+    <w:bookmarkEnd w:id="106"/>
+    <w:bookmarkStart w:id="107" w:name="exm-ratio"/>
     <w:p>
       <w:pPr>
         <w:pStyle w:val="BodyText"/>
@@ -28161,7 +28175,7 @@
           <w:b/>
           <w:bCs/>
         </w:rPr>
-        <w:t xml:space="preserve">Example 20 (A ratio, and a quotient that is not one)</w:t>
+        <w:t xml:space="preserve">Example 21 (A ratio, and a quotient that is not one)</w:t>
       </w:r>
       <w:r>
         <w:t xml:space="preserve"> </w:t>
@@ -28409,8 +28423,8 @@
         <w:t xml:space="preserve">so this quotient is not a ratio.</w:t>
       </w:r>
     </w:p>
-    <w:bookmarkEnd w:id="106"/>
-    <w:bookmarkStart w:id="109" w:name="def-proportion"/>
+    <w:bookmarkEnd w:id="107"/>
+    <w:bookmarkStart w:id="110" w:name="def-proportion"/>
     <w:p>
       <w:pPr>
         <w:pStyle w:val="FirstParagraph"/>
@@ -28461,7 +28475,7 @@
       <w:r>
         <w:t xml:space="preserve"> </w:t>
       </w:r>
-      <w:hyperlink r:id="rId107">
+      <w:hyperlink r:id="rId108">
         <w:r>
           <w:rPr>
             <w:rStyle w:val="Hyperlink"/>
@@ -28483,7 +28497,7 @@
       <w:r>
         <w:t xml:space="preserve"> </w:t>
       </w:r>
-      <w:hyperlink r:id="rId108">
+      <w:hyperlink r:id="rId109">
         <w:r>
           <w:rPr>
             <w:rStyle w:val="Hyperlink"/>
@@ -28498,8 +28512,8 @@
         <w:t xml:space="preserve">for other meanings.</w:t>
       </w:r>
     </w:p>
-    <w:bookmarkEnd w:id="109"/>
-    <w:bookmarkStart w:id="110" w:name="exm-proportion"/>
+    <w:bookmarkEnd w:id="110"/>
+    <w:bookmarkStart w:id="111" w:name="exm-proportion"/>
     <w:p>
       <w:pPr>
         <w:pStyle w:val="BodyText"/>
@@ -28509,7 +28523,7 @@
           <w:b/>
           <w:bCs/>
         </w:rPr>
-        <w:t xml:space="preserve">Example 21 (A proportion, and a ratio that is not one)</w:t>
+        <w:t xml:space="preserve">Example 22 (A proportion, and a ratio that is not one)</w:t>
       </w:r>
       <w:r>
         <w:t xml:space="preserve"> </w:t>
@@ -28720,8 +28734,8 @@
         <w:t xml:space="preserve">non-smokers.</w:t>
       </w:r>
     </w:p>
-    <w:bookmarkEnd w:id="110"/>
-    <w:bookmarkStart w:id="112" w:name="def-proportional"/>
+    <w:bookmarkEnd w:id="111"/>
+    <w:bookmarkStart w:id="113" w:name="def-proportional"/>
     <w:p>
       <w:pPr>
         <w:pStyle w:val="FirstParagraph"/>
@@ -28892,7 +28906,7 @@
       <w:r>
         <w:t xml:space="preserve">(cf. </w:t>
       </w:r>
-      <w:hyperlink r:id="rId111">
+      <w:hyperlink r:id="rId112">
         <w:r>
           <w:rPr>
             <w:rStyle w:val="Hyperlink"/>
@@ -28904,8 +28918,8 @@
         <w:t xml:space="preserve">)</w:t>
       </w:r>
     </w:p>
-    <w:bookmarkEnd w:id="112"/>
-    <w:bookmarkStart w:id="113" w:name="exm-proportional"/>
+    <w:bookmarkEnd w:id="113"/>
+    <w:bookmarkStart w:id="114" w:name="exm-proportional"/>
     <w:p>
       <w:pPr>
         <w:pStyle w:val="BodyText"/>
@@ -28915,7 +28929,7 @@
           <w:b/>
           <w:bCs/>
         </w:rPr>
-        <w:t xml:space="preserve">Example 22 (Proportional and non-proportional functions)</w:t>
+        <w:t xml:space="preserve">Example 23 (Proportional and non-proportional functions)</w:t>
       </w:r>
       <w:r>
         <w:t xml:space="preserve"> </w:t>
@@ -29598,7 +29612,7 @@
         <w:t xml:space="preserve">.</w:t>
       </w:r>
     </w:p>
-    <w:bookmarkEnd w:id="113"/>
+    <w:bookmarkEnd w:id="114"/>
     <w:p>
       <w:pPr>
         <w:pStyle w:val="FirstParagraph"/>
@@ -29609,7 +29623,7 @@
       <w:r>
         <w:t xml:space="preserve"> </w:t>
       </w:r>
-      <w:hyperlink r:id="rId114">
+      <w:hyperlink r:id="rId115">
         <w:r>
           <w:rPr>
             <w:rStyle w:val="Hyperlink"/>
@@ -29618,8 +29632,8 @@
         </w:r>
       </w:hyperlink>
     </w:p>
-    <w:bookmarkStart w:id="116" w:name="refs"/>
-    <w:bookmarkStart w:id="115" w:name="ref-rudin1976principles"/>
+    <w:bookmarkStart w:id="117" w:name="refs"/>
+    <w:bookmarkStart w:id="116" w:name="ref-rudin1976principles"/>
     <w:p>
       <w:pPr>
         <w:pStyle w:val="Bibliography"/>
@@ -29641,9 +29655,9 @@
         <w:t xml:space="preserve">. 3rd ed. International Series in Pure and Applied Mathematics. McGraw-Hill.</w:t>
       </w:r>
     </w:p>
-    <w:bookmarkEnd w:id="115"/>
     <w:bookmarkEnd w:id="116"/>
     <w:bookmarkEnd w:id="117"/>
+    <w:bookmarkEnd w:id="118"/>
     <w:sectPr>
       <w:footnotePr>
         <w:numRestart w:val="eachSect"/>
